--- a/livro-o-medico-e-o-executivo/formatado/dois-caminhos.docx
+++ b/livro-o-medico-e-o-executivo/formatado/dois-caminhos.docx
@@ -204,15 +204,8 @@
         </w:rPr>
         <w:t>precisa-se de soldador MIG.</w:t>
       </w:r>
-    </w:p>
-    <w:p>
-      <w:pPr>
-        <w:spacing w:line="360" w:lineRule="auto" w:after="0"/>
-        <w:ind w:firstLine="709"/>
-        <w:jc w:val="both"/>
-      </w:pPr>
       <w:r>
-        <w:t>Eu não sabia nem o que era aquilo.</w:t>
+        <w:t xml:space="preserve"> Eu não sabia nem o que era aquilo.</w:t>
       </w:r>
     </w:p>
     <w:p>
@@ -720,6 +713,425 @@
           <w:b/>
           <w:i w:val="0"/>
         </w:rPr>
+        <w:t>E como eu saí de lá</w:t>
+      </w:r>
+    </w:p>
+    <w:p>
+      <w:pPr>
+        <w:spacing w:line="360" w:lineRule="auto" w:after="0"/>
+        <w:ind w:firstLine="709"/>
+        <w:jc w:val="both"/>
+      </w:pPr>
+      <w:r>
+        <w:t>Essa é a parte da história que eu nunca contei em roda de amigo, porque não tem graça nenhuma.</w:t>
+      </w:r>
+    </w:p>
+    <w:p>
+      <w:pPr>
+        <w:spacing w:line="360" w:lineRule="auto" w:before="360" w:after="120"/>
+      </w:pPr>
+      <w:r>
+        <w:rPr>
+          <w:b/>
+          <w:i/>
+        </w:rPr>
+        <w:t>O sonho seguinte</w:t>
+      </w:r>
+    </w:p>
+    <w:p>
+      <w:pPr>
+        <w:spacing w:line="360" w:lineRule="auto" w:after="0"/>
+        <w:ind w:firstLine="709"/>
+        <w:jc w:val="both"/>
+      </w:pPr>
+      <w:r>
+        <w:t xml:space="preserve">Fazendo dois anos de casa, eu já estava de olho na promoção seguinte: </w:t>
+      </w:r>
+      <w:r>
+        <w:rPr>
+          <w:b/>
+        </w:rPr>
+        <w:t>piloto de teste.</w:t>
+      </w:r>
+    </w:p>
+    <w:p>
+      <w:pPr>
+        <w:spacing w:line="360" w:lineRule="auto" w:after="0"/>
+        <w:ind w:firstLine="709"/>
+        <w:jc w:val="both"/>
+      </w:pPr>
+      <w:r>
+        <w:t>Para quem é de fora, isso soa como curiosidade. Para quem estava lá dentro, era o suprassumo. O piloto de teste trabalhava limpo, de segunda a sexta, em horário comercial. O salário era o dobro. E ele passava o dia pilotando Tempra Turbo e Uno 1.5R dentro da pista.</w:t>
+      </w:r>
+    </w:p>
+    <w:p>
+      <w:pPr>
+        <w:spacing w:line="360" w:lineRule="auto" w:after="0"/>
+        <w:ind w:firstLine="709"/>
+        <w:jc w:val="both"/>
+      </w:pPr>
+      <w:r>
+        <w:t>Eu tinha vindo do terceiro turno fazia pouco mais de um ano. Imagine o que aquilo representava.</w:t>
+      </w:r>
+    </w:p>
+    <w:p>
+      <w:pPr>
+        <w:spacing w:line="360" w:lineRule="auto" w:before="360" w:after="120"/>
+      </w:pPr>
+      <w:r>
+        <w:rPr>
+          <w:b/>
+          <w:i/>
+        </w:rPr>
+        <w:t>Como se entrava na Fiat naquela época</w:t>
+      </w:r>
+    </w:p>
+    <w:p>
+      <w:pPr>
+        <w:spacing w:line="360" w:lineRule="auto" w:after="0"/>
+        <w:ind w:firstLine="709"/>
+        <w:jc w:val="both"/>
+      </w:pPr>
+      <w:r>
+        <w:t>Preciso explicar uma coisa sobre a contratação, porque sem ela o que vem depois não faz sentido.</w:t>
+      </w:r>
+    </w:p>
+    <w:p>
+      <w:pPr>
+        <w:spacing w:line="360" w:lineRule="auto" w:after="0"/>
+        <w:ind w:firstLine="709"/>
+        <w:jc w:val="both"/>
+      </w:pPr>
+      <w:r>
+        <w:t xml:space="preserve">Naquela época a fábrica </w:t>
+      </w:r>
+      <w:r>
+        <w:rPr>
+          <w:b/>
+        </w:rPr>
+        <w:t>só contratava por carta de recomendação.</w:t>
+      </w:r>
+      <w:r>
+        <w:t xml:space="preserve"> E não parava aí: era feita uma </w:t>
+      </w:r>
+      <w:r>
+        <w:rPr>
+          <w:b/>
+        </w:rPr>
+        <w:t>auditoria com a família e com a vizinhança</w:t>
+      </w:r>
+      <w:r>
+        <w:t xml:space="preserve"> do candidato, para saber sobre a índole e o caráter dele.</w:t>
+      </w:r>
+    </w:p>
+    <w:p>
+      <w:pPr>
+        <w:spacing w:line="360" w:lineRule="auto" w:after="0"/>
+        <w:ind w:firstLine="709"/>
+        <w:jc w:val="both"/>
+      </w:pPr>
+      <w:r>
+        <w:t xml:space="preserve">Não era burocracia. Era política. A conduta do funcionário tinha que ser ilibada </w:t>
+      </w:r>
+      <w:r>
+        <w:rPr>
+          <w:b/>
+        </w:rPr>
+        <w:t>inclusive fora da fábrica.</w:t>
+      </w:r>
+      <w:r>
+        <w:t xml:space="preserve"> Nome sujo, problema na praça, qualquer coisa assim, e a pessoa não ficava.</w:t>
+      </w:r>
+    </w:p>
+    <w:p>
+      <w:pPr>
+        <w:spacing w:line="360" w:lineRule="auto" w:after="0"/>
+        <w:ind w:firstLine="709"/>
+        <w:jc w:val="both"/>
+      </w:pPr>
+      <w:r>
+        <w:t>Eu entrei por uma carta de recomendação de um amigo.</w:t>
+      </w:r>
+    </w:p>
+    <w:p>
+      <w:pPr>
+        <w:spacing w:line="360" w:lineRule="auto" w:before="360" w:after="120"/>
+      </w:pPr>
+      <w:r>
+        <w:rPr>
+          <w:b/>
+          <w:i/>
+        </w:rPr>
+        <w:t>O carro que eu financiei no meu nome</w:t>
+      </w:r>
+    </w:p>
+    <w:p>
+      <w:pPr>
+        <w:spacing w:line="360" w:lineRule="auto" w:after="0"/>
+        <w:ind w:firstLine="709"/>
+        <w:jc w:val="both"/>
+      </w:pPr>
+      <w:r>
+        <w:t xml:space="preserve">Em algum momento daqueles dois anos, eu financiei um carro para esse mesmo amigo. O carro era dele, o uso era dele, o compromisso de pagar era dele. </w:t>
+      </w:r>
+      <w:r>
+        <w:rPr>
+          <w:b/>
+        </w:rPr>
+        <w:t>O nome no contrato era o meu.</w:t>
+      </w:r>
+    </w:p>
+    <w:p>
+      <w:pPr>
+        <w:spacing w:line="360" w:lineRule="auto" w:after="0"/>
+        <w:ind w:firstLine="709"/>
+        <w:jc w:val="both"/>
+      </w:pPr>
+      <w:r>
+        <w:t>Eu não pedi garantia, não pedi contrato particular entre nós, não pedi nada. Era amigo, e era o cara que tinha me colocado dentro da Fiat. A gratidão cobriu o lugar onde deveria estar o documento.</w:t>
+      </w:r>
+    </w:p>
+    <w:p>
+      <w:pPr>
+        <w:spacing w:line="360" w:lineRule="auto" w:after="0"/>
+        <w:ind w:firstLine="709"/>
+        <w:jc w:val="both"/>
+      </w:pPr>
+      <w:r>
+        <w:t>Ele parou de pagar.</w:t>
+      </w:r>
+    </w:p>
+    <w:p>
+      <w:pPr>
+        <w:spacing w:line="360" w:lineRule="auto" w:before="360" w:after="120"/>
+      </w:pPr>
+      <w:r>
+        <w:rPr>
+          <w:b/>
+          <w:i/>
+        </w:rPr>
+        <w:t>A conversa no escritório</w:t>
+      </w:r>
+    </w:p>
+    <w:p>
+      <w:pPr>
+        <w:spacing w:line="360" w:lineRule="auto" w:after="0"/>
+        <w:ind w:firstLine="709"/>
+        <w:jc w:val="both"/>
+      </w:pPr>
+      <w:r>
+        <w:t>O RH me chamou. Eu, que nunca tinha sido chamado para nada que não fosse elogio, entrei achando que era sobre a promoção.</w:t>
+      </w:r>
+    </w:p>
+    <w:p>
+      <w:pPr>
+        <w:spacing w:line="360" w:lineRule="auto" w:after="0"/>
+        <w:ind w:firstLine="709"/>
+        <w:jc w:val="both"/>
+      </w:pPr>
+      <w:r>
+        <w:t xml:space="preserve">Me disseram que eu estava sendo desligado, e foram claros sobre o motivo: a rescisão serviria </w:t>
+      </w:r>
+      <w:r>
+        <w:rPr>
+          <w:b/>
+        </w:rPr>
+        <w:t>para o pagamento e a quitação da dívida junto ao banco da própria montadora.</w:t>
+      </w:r>
+      <w:r>
+        <w:t xml:space="preserve"> Fizeram questão de dizer que não era por desempenho. Não era mau funcionário. Era nome sujo, e nome sujo não cabia ali.</w:t>
+      </w:r>
+    </w:p>
+    <w:p>
+      <w:pPr>
+        <w:spacing w:line="360" w:lineRule="auto" w:after="0"/>
+        <w:ind w:firstLine="709"/>
+        <w:jc w:val="both"/>
+      </w:pPr>
+      <w:r>
+        <w:t>Eu expliquei. Disse que a dívida não era minha, que o carro não era meu, que eu só tinha emprestado o nome.</w:t>
+      </w:r>
+    </w:p>
+    <w:p>
+      <w:pPr>
+        <w:spacing w:line="360" w:lineRule="auto" w:after="0"/>
+        <w:ind w:firstLine="709"/>
+        <w:jc w:val="both"/>
+      </w:pPr>
+      <w:r>
+        <w:rPr>
+          <w:b/>
+        </w:rPr>
+        <w:t>Não mudou nada.</w:t>
+      </w:r>
+      <w:r>
+        <w:t xml:space="preserve"> E, pensando hoje com a cabeça que eu tenho, não tinha como mudar: para o banco, a dívida era minha. Para a fábrica, o problema era meu. A verdade sobre quem usava o carro não estava escrita em lugar nenhum.</w:t>
+      </w:r>
+    </w:p>
+    <w:p>
+      <w:pPr>
+        <w:spacing w:line="360" w:lineRule="auto" w:after="0"/>
+        <w:ind w:firstLine="709"/>
+        <w:jc w:val="both"/>
+      </w:pPr>
+      <w:r>
+        <w:t>Saí da Fiat sem a promoção, sem o emprego e com o nome marcado.</w:t>
+      </w:r>
+    </w:p>
+    <w:p>
+      <w:pPr>
+        <w:spacing w:line="360" w:lineRule="auto" w:before="360" w:after="120"/>
+      </w:pPr>
+      <w:r>
+        <w:rPr>
+          <w:b/>
+          <w:i/>
+        </w:rPr>
+        <w:t>A ironia que eu levei anos para enxergar</w:t>
+      </w:r>
+    </w:p>
+    <w:p>
+      <w:pPr>
+        <w:spacing w:line="360" w:lineRule="auto" w:after="0"/>
+        <w:ind w:firstLine="709"/>
+        <w:jc w:val="both"/>
+      </w:pPr>
+      <w:r>
+        <w:t>A carta de recomendação que me colocou dentro da Fiat era do mesmo homem cuja dívida me tirou de lá.</w:t>
+      </w:r>
+    </w:p>
+    <w:p>
+      <w:pPr>
+        <w:spacing w:line="360" w:lineRule="auto" w:after="0"/>
+        <w:ind w:firstLine="709"/>
+        <w:jc w:val="both"/>
+      </w:pPr>
+      <w:r>
+        <w:t>O documento que atestava o meu caráter e o fato que destruiu o meu caráter perante a empresa vieram da mesma pessoa.</w:t>
+      </w:r>
+    </w:p>
+    <w:p>
+      <w:pPr>
+        <w:spacing w:line="360" w:lineRule="auto" w:before="360" w:after="120"/>
+      </w:pPr>
+      <w:r>
+        <w:rPr>
+          <w:b/>
+          <w:i/>
+        </w:rPr>
+        <w:t>O que isso me ensinou</w:t>
+      </w:r>
+    </w:p>
+    <w:p>
+      <w:pPr>
+        <w:spacing w:line="360" w:lineRule="auto" w:after="0"/>
+        <w:ind w:firstLine="709"/>
+        <w:jc w:val="both"/>
+      </w:pPr>
+      <w:r>
+        <w:rPr>
+          <w:b/>
+        </w:rPr>
+        <w:t>Emprestar o nome é emprestar o seu futuro, não o seu crédito.</w:t>
+      </w:r>
+      <w:r>
+        <w:t xml:space="preserve"> Eu achava que estava emprestando uma assinatura. Estava emprestando a minha empregabilidade, a promoção que eu queria, e o ano seguinte da minha vida.</w:t>
+      </w:r>
+    </w:p>
+    <w:p>
+      <w:pPr>
+        <w:spacing w:line="360" w:lineRule="auto" w:after="0"/>
+        <w:ind w:firstLine="709"/>
+        <w:jc w:val="both"/>
+      </w:pPr>
+      <w:r>
+        <w:rPr>
+          <w:b/>
+        </w:rPr>
+        <w:t>Gratidão não substitui documento.</w:t>
+      </w:r>
+      <w:r>
+        <w:t xml:space="preserve"> Eu não pedi nada escrito porque devia a ele a minha entrada na empresa. Esse é um mecanismo que eu vejo até hoje em sociedade de empresário: quem te ajudou no começo ganha um crédito moral que te impede de ser profissional com ele depois. E é justamente com essa pessoa que você mais precisa escrever as coisas.</w:t>
+      </w:r>
+    </w:p>
+    <w:p>
+      <w:pPr>
+        <w:spacing w:line="360" w:lineRule="auto" w:after="0"/>
+        <w:ind w:firstLine="709"/>
+        <w:jc w:val="both"/>
+      </w:pPr>
+      <w:r>
+        <w:rPr>
+          <w:b/>
+        </w:rPr>
+        <w:t>Confiar sem desconfiar é confiança mal feita.</w:t>
+      </w:r>
+      <w:r>
+        <w:t xml:space="preserve"> Eu confiei, e confiar não foi o erro. O erro foi confiar sem nenhum mecanismo caso desse errado. Hoje eu digo isso assim: confie na pessoa e proteja a operação. As duas coisas convivem, e quem acha que não convivem já está prestes a aprender do jeito caro.</w:t>
+      </w:r>
+    </w:p>
+    <w:p>
+      <w:pPr>
+        <w:spacing w:line="360" w:lineRule="auto" w:after="0"/>
+        <w:ind w:firstLine="709"/>
+        <w:jc w:val="both"/>
+      </w:pPr>
+      <w:r>
+        <w:t xml:space="preserve">E tem uma simetria que eu só enxerguei escrevendo este capítulo. A minha promoção, seis meses antes, aconteceu por causa de uma reputação que eu tinha construído sem perceber, cobrindo os dois lados da linha. </w:t>
+      </w:r>
+      <w:r>
+        <w:rPr>
+          <w:b/>
+        </w:rPr>
+        <w:t>A minha demissão aconteceu por causa de uma reputação que outra pessoa destruiu sem eu perceber.</w:t>
+      </w:r>
+    </w:p>
+    <w:p>
+      <w:pPr>
+        <w:spacing w:line="360" w:lineRule="auto" w:after="0"/>
+        <w:ind w:firstLine="709"/>
+        <w:jc w:val="both"/>
+      </w:pPr>
+      <w:r>
+        <w:t>É o mesmo mecanismo, nas duas direções. Reputação não é o que você diz sobre si. É o que está anotado a seu respeito nos lugares onde você não está.</w:t>
+      </w:r>
+    </w:p>
+    <w:p>
+      <w:pPr>
+        <w:spacing w:line="360" w:lineRule="auto" w:after="0" w:before="120"/>
+        <w:ind w:firstLine="0" w:left="1134"/>
+        <w:jc w:val="both"/>
+      </w:pPr>
+      <w:r>
+        <w:rPr>
+          <w:b/>
+          <w:i/>
+        </w:rPr>
+        <w:t>Sacada do Giba</w:t>
+      </w:r>
+    </w:p>
+    <w:p>
+      <w:pPr>
+        <w:spacing w:line="360" w:lineRule="auto" w:after="0" w:before="120"/>
+        <w:ind w:firstLine="0" w:left="1134"/>
+        <w:jc w:val="both"/>
+      </w:pPr>
+      <w:r>
+        <w:rPr>
+          <w:i/>
+        </w:rPr>
+        <w:t>Faça hoje uma lista de todos os lugares onde o seu nome responde por alguma coisa que não é sua: aval, fiança, financiamento em nome de terceiro, sociedade adormecida, empresa que você abriu com alguém e nunca fechou. Agora olhe essa lista e pergunte: se cada uma dessas pessoas parar de pagar amanhã, o que acontece comigo? Essa é a sua exposição real, e ela quase nunca está na sua planilha.</w:t>
+      </w:r>
+    </w:p>
+    <w:p>
+      <w:pPr>
+        <w:spacing w:line="360" w:lineRule="auto" w:before="360" w:after="120"/>
+      </w:pPr>
+      <w:r>
+        <w:rPr>
+          <w:b/>
+          <w:i w:val="0"/>
+        </w:rPr>
         <w:t>O que cada formação ensina, e o que ela esconde</w:t>
       </w:r>
     </w:p>
@@ -1219,7 +1631,7 @@
         <w:jc w:val="both"/>
       </w:pPr>
       <w:r>
-        <w:t>Eu saí da Fiat, passei um ano sem emprego, vendi cachorro-quente, rodei de moto, montei e perdi negócio, e aos trinta e poucos entrei numa operadora de telefonia como gerente.</w:t>
+        <w:t>Depois da Fiat eu passei um ano sem emprego, vendi cachorro-quente, rodei de moto, montei e perdi negócio, e aos trinta e poucos entrei numa operadora de telefonia como gerente.</w:t>
       </w:r>
     </w:p>
     <w:p>
